--- a/docs/files/f2_文雪_山东大学_万辰集团_订单计划员（实习生）-南京（2027届）（订单计划）.docx
+++ b/docs/files/f2_文雪_山东大学_万辰集团_订单计划员（实习生）-南京（2027届）（订单计划）.docx
@@ -859,365 +859,19 @@
             </w:pPr>
             <w:r>
               <w:rPr>
-                <w:rFonts w:ascii="Times New Roman" w:eastAsia="宋体" w:hAnsi="Times New Roman" w:cs="宋体"/>
-                <w:b/>
-                <w:bCs/>
-                <w:sz w:val="21"/>
-              </w:rPr>
-            </w:r>
-            <w:r>
-              <w:rPr>
-                <w:rFonts w:ascii="Times New Roman" w:eastAsia="宋体" w:hAnsi="Times New Roman" w:cs="宋体"/>
-                <w:sz w:val="21"/>
-              </w:rPr>
-            </w:r>
-            <w:r>
-              <w:rPr>
-                <w:rFonts w:ascii="Times New Roman" w:eastAsia="宋体" w:hAnsi="Times New Roman" w:cs="宋体"/>
-                <w:sz w:val="21"/>
-              </w:rPr>
-            </w:r>
-            <w:r>
-              <w:rPr>
-                <w:rFonts w:ascii="Times New Roman" w:eastAsia="宋体" w:hAnsi="Times New Roman" w:cs="宋体"/>
-                <w:sz w:val="21"/>
-              </w:rPr>
-            </w:r>
-            <w:r>
-              <w:rPr>
-                <w:rFonts w:ascii="Times New Roman" w:eastAsia="宋体" w:hAnsi="Times New Roman" w:cs="宋体"/>
-                <w:sz w:val="21"/>
-              </w:rPr>
-            </w:r>
-            <w:r>
-              <w:rPr>
-                <w:rFonts w:ascii="Times New Roman" w:eastAsia="宋体" w:hAnsi="Times New Roman" w:cs="宋体"/>
-                <w:sz w:val="21"/>
-              </w:rPr>
-            </w:r>
-            <w:r>
-              <w:rPr>
-                <w:rFonts w:ascii="Times New Roman" w:eastAsia="宋体" w:hAnsi="Times New Roman" w:cs="宋体"/>
-                <w:sz w:val="21"/>
-              </w:rPr>
-            </w:r>
-            <w:r>
-              <w:rPr>
-                <w:rFonts w:ascii="Times New Roman" w:eastAsia="宋体" w:hAnsi="Times New Roman" w:cs="宋体"/>
-                <w:sz w:val="21"/>
-              </w:rPr>
-            </w:r>
-            <w:r>
-              <w:rPr>
-                <w:rFonts w:ascii="Times New Roman" w:eastAsia="宋体" w:hAnsi="Times New Roman" w:cs="宋体"/>
-                <w:sz w:val="21"/>
-              </w:rPr>
-            </w:r>
-            <w:r>
-              <w:rPr>
-                <w:rFonts w:ascii="Times New Roman" w:eastAsia="宋体" w:hAnsi="Times New Roman" w:cs="宋体"/>
-                <w:sz w:val="21"/>
-              </w:rPr>
-            </w:r>
-            <w:r>
-              <w:rPr>
-                <w:rFonts w:ascii="Times New Roman" w:eastAsia="宋体" w:hAnsi="Times New Roman" w:cs="宋体"/>
-                <w:sz w:val="21"/>
-              </w:rPr>
-            </w:r>
-            <w:r>
-              <w:rPr>
-                <w:rFonts w:ascii="Times New Roman" w:eastAsia="宋体" w:hAnsi="Times New Roman" w:cs="宋体"/>
-                <w:sz w:val="21"/>
-              </w:rPr>
-            </w:r>
-            <w:r>
-              <w:rPr>
-                <w:rFonts w:ascii="Times New Roman" w:eastAsia="宋体" w:hAnsi="Times New Roman" w:cs="宋体"/>
-                <w:sz w:val="21"/>
-              </w:rPr>
-            </w:r>
-            <w:r>
-              <w:rPr>
-                <w:rFonts w:ascii="Times New Roman" w:eastAsia="宋体" w:hAnsi="Times New Roman" w:cs="宋体"/>
-                <w:sz w:val="21"/>
-              </w:rPr>
-            </w:r>
-            <w:r>
-              <w:rPr>
-                <w:rFonts w:ascii="Times New Roman" w:eastAsia="宋体" w:hAnsi="Times New Roman" w:cs="宋体"/>
-                <w:sz w:val="21"/>
-              </w:rPr>
-            </w:r>
-            <w:r>
-              <w:rPr>
-                <w:rFonts w:ascii="Times New Roman" w:eastAsia="宋体" w:hAnsi="Times New Roman" w:cs="宋体"/>
-                <w:sz w:val="21"/>
-              </w:rPr>
-            </w:r>
-            <w:r>
-              <w:rPr>
-                <w:rFonts w:ascii="Times New Roman" w:eastAsia="宋体" w:hAnsi="Times New Roman" w:cs="宋体"/>
-                <w:sz w:val="21"/>
-              </w:rPr>
-            </w:r>
-            <w:r>
-              <w:rPr>
-                <w:rFonts w:ascii="Times New Roman" w:eastAsia="宋体" w:hAnsi="Times New Roman" w:cs="宋体"/>
-                <w:sz w:val="21"/>
-              </w:rPr>
-            </w:r>
-            <w:r>
-              <w:rPr>
-                <w:rFonts w:ascii="Times New Roman" w:eastAsia="宋体" w:hAnsi="Times New Roman" w:cs="宋体"/>
-                <w:sz w:val="21"/>
-              </w:rPr>
-            </w:r>
-            <w:r>
-              <w:rPr>
-                <w:rFonts w:ascii="Times New Roman" w:eastAsia="宋体" w:hAnsi="Times New Roman" w:cs="宋体"/>
-                <w:sz w:val="21"/>
-              </w:rPr>
-            </w:r>
-            <w:r>
-              <w:rPr>
-                <w:rFonts w:ascii="Times New Roman" w:hAnsi="Times New Roman" w:eastAsia="宋体"/>
-                <w:b/>
-                <w:sz w:val="21"/>
-              </w:rPr>
-            </w:r>
-            <w:r>
-              <w:rPr>
-                <w:rFonts w:ascii="Times New Roman" w:hAnsi="Times New Roman" w:eastAsia="宋体"/>
-                <w:b w:val="0"/>
-                <w:sz w:val="21"/>
-              </w:rPr>
-            </w:r>
-            <w:r>
-              <w:rPr>
-                <w:rFonts w:ascii="Times New Roman" w:hAnsi="Times New Roman" w:eastAsia="宋体"/>
-                <w:b/>
-                <w:sz w:val="21"/>
-              </w:rPr>
-            </w:r>
-            <w:r>
-              <w:rPr>
-                <w:rFonts w:ascii="Times New Roman" w:hAnsi="Times New Roman" w:eastAsia="宋体"/>
-                <w:b w:val="0"/>
-                <w:sz w:val="21"/>
-              </w:rPr>
-            </w:r>
-            <w:r>
-              <w:rPr>
-                <w:rFonts w:ascii="Times New Roman" w:hAnsi="Times New Roman" w:eastAsia="宋体"/>
-                <w:b/>
-                <w:sz w:val="21"/>
-              </w:rPr>
-            </w:r>
-            <w:r>
-              <w:rPr>
-                <w:rFonts w:ascii="Times New Roman" w:hAnsi="Times New Roman" w:eastAsia="宋体"/>
-                <w:b w:val="0"/>
-                <w:sz w:val="21"/>
-              </w:rPr>
-            </w:r>
-            <w:r>
-              <w:rPr>
-                <w:rFonts w:ascii="Times New Roman" w:hAnsi="Times New Roman" w:eastAsia="宋体"/>
-                <w:b/>
-                <w:sz w:val="21"/>
-              </w:rPr>
-            </w:r>
-            <w:r>
-              <w:rPr>
-                <w:rFonts w:ascii="Times New Roman" w:hAnsi="Times New Roman" w:eastAsia="宋体"/>
-                <w:b w:val="0"/>
-                <w:sz w:val="21"/>
-              </w:rPr>
-            </w:r>
-            <w:r>
-              <w:rPr>
-                <w:rFonts w:ascii="Times New Roman" w:hAnsi="Times New Roman" w:eastAsia="宋体"/>
-                <w:b/>
-                <w:sz w:val="21"/>
-              </w:rPr>
-            </w:r>
-            <w:r>
-              <w:rPr>
-                <w:rFonts w:ascii="Times New Roman" w:hAnsi="Times New Roman" w:eastAsia="宋体"/>
-                <w:b w:val="0"/>
-                <w:sz w:val="21"/>
-              </w:rPr>
-            </w:r>
-            <w:r>
-              <w:rPr>
-                <w:rFonts w:ascii="Times New Roman" w:hAnsi="Times New Roman" w:eastAsia="宋体"/>
-                <w:b/>
-                <w:sz w:val="21"/>
-              </w:rPr>
-            </w:r>
-            <w:r>
-              <w:rPr>
-                <w:rFonts w:ascii="Times New Roman" w:hAnsi="Times New Roman" w:eastAsia="宋体"/>
-                <w:b w:val="0"/>
-                <w:sz w:val="21"/>
-              </w:rPr>
-            </w:r>
-            <w:r>
-              <w:rPr>
-                <w:rFonts w:ascii="Times New Roman" w:hAnsi="Times New Roman" w:eastAsia="宋体"/>
-                <w:b/>
-                <w:sz w:val="21"/>
-              </w:rPr>
-            </w:r>
-            <w:r>
-              <w:rPr>
-                <w:rFonts w:ascii="Times New Roman" w:hAnsi="Times New Roman" w:eastAsia="宋体"/>
-                <w:b w:val="0"/>
-                <w:sz w:val="21"/>
-              </w:rPr>
-            </w:r>
-            <w:r>
-              <w:rPr>
-                <w:rFonts w:ascii="Times New Roman" w:hAnsi="Times New Roman" w:eastAsia="宋体"/>
-                <w:b/>
-                <w:sz w:val="21"/>
-              </w:rPr>
-            </w:r>
-            <w:r>
-              <w:rPr>
-                <w:rFonts w:ascii="Times New Roman" w:hAnsi="Times New Roman" w:eastAsia="宋体"/>
-                <w:b w:val="0"/>
-                <w:sz w:val="21"/>
-              </w:rPr>
-            </w:r>
-            <w:r>
-              <w:rPr>
-                <w:rFonts w:ascii="Times New Roman" w:hAnsi="Times New Roman" w:eastAsia="宋体"/>
-                <w:b/>
-                <w:sz w:val="21"/>
-              </w:rPr>
-            </w:r>
-            <w:r>
-              <w:rPr>
-                <w:rFonts w:ascii="Times New Roman" w:hAnsi="Times New Roman" w:eastAsia="宋体"/>
-                <w:b w:val="0"/>
-                <w:sz w:val="21"/>
-              </w:rPr>
-            </w:r>
-            <w:r>
-              <w:rPr>
-                <w:rFonts w:ascii="Times New Roman" w:hAnsi="Times New Roman" w:eastAsia="宋体"/>
-                <w:b/>
-                <w:sz w:val="21"/>
-              </w:rPr>
-            </w:r>
-            <w:r>
-              <w:rPr>
-                <w:rFonts w:ascii="Times New Roman" w:hAnsi="Times New Roman" w:eastAsia="宋体"/>
-                <w:b w:val="0"/>
-                <w:sz w:val="21"/>
-              </w:rPr>
-            </w:r>
-            <w:r>
-              <w:rPr>
-                <w:rFonts w:ascii="Times New Roman" w:hAnsi="Times New Roman" w:eastAsia="宋体"/>
-                <w:b/>
-                <w:sz w:val="21"/>
-              </w:rPr>
-            </w:r>
-            <w:r>
-              <w:rPr>
-                <w:rFonts w:ascii="Times New Roman" w:hAnsi="Times New Roman" w:eastAsia="宋体"/>
-                <w:b w:val="0"/>
-                <w:sz w:val="21"/>
-              </w:rPr>
-            </w:r>
-            <w:r>
-              <w:rPr>
-                <w:rFonts w:ascii="Times New Roman" w:hAnsi="Times New Roman" w:eastAsia="宋体"/>
-                <w:b/>
-                <w:sz w:val="21"/>
-              </w:rPr>
-            </w:r>
-            <w:r>
-              <w:rPr>
-                <w:rFonts w:ascii="Times New Roman" w:hAnsi="Times New Roman" w:eastAsia="宋体"/>
-                <w:b w:val="0"/>
-                <w:sz w:val="21"/>
-              </w:rPr>
-            </w:r>
-            <w:r>
-              <w:rPr>
-                <w:rFonts w:ascii="Times New Roman" w:hAnsi="Times New Roman" w:eastAsia="宋体"/>
-                <w:b/>
-                <w:sz w:val="21"/>
-              </w:rPr>
-            </w:r>
-            <w:r>
-              <w:rPr>
-                <w:rFonts w:ascii="Times New Roman" w:hAnsi="Times New Roman" w:eastAsia="宋体"/>
-                <w:b w:val="0"/>
-                <w:sz w:val="21"/>
-              </w:rPr>
-            </w:r>
-            <w:r>
-              <w:rPr>
-                <w:rFonts w:ascii="Times New Roman" w:hAnsi="Times New Roman" w:eastAsia="宋体"/>
-                <w:b/>
-                <w:sz w:val="21"/>
-              </w:rPr>
-            </w:r>
-            <w:r>
-              <w:rPr>
-                <w:rFonts w:ascii="Times New Roman" w:hAnsi="Times New Roman" w:eastAsia="宋体"/>
-                <w:b w:val="0"/>
-                <w:sz w:val="21"/>
-              </w:rPr>
-            </w:r>
-            <w:r>
-              <w:rPr>
-                <w:rFonts w:ascii="Times New Roman" w:hAnsi="Times New Roman" w:eastAsia="宋体"/>
-                <w:b/>
-                <w:sz w:val="21"/>
-              </w:rPr>
-            </w:r>
-            <w:r>
-              <w:rPr>
-                <w:rFonts w:ascii="Times New Roman" w:hAnsi="Times New Roman" w:eastAsia="宋体"/>
-                <w:b w:val="0"/>
-                <w:sz w:val="21"/>
-              </w:rPr>
-            </w:r>
-            <w:r>
-              <w:rPr>
-                <w:rFonts w:ascii="Times New Roman" w:hAnsi="Times New Roman" w:eastAsia="宋体"/>
-                <w:b/>
-                <w:sz w:val="21"/>
-              </w:rPr>
-            </w:r>
-            <w:r>
-              <w:rPr>
-                <w:rFonts w:ascii="Times New Roman" w:hAnsi="Times New Roman" w:eastAsia="宋体"/>
-                <w:b w:val="0"/>
-                <w:sz w:val="21"/>
-              </w:rPr>
-            </w:r>
-            <w:r>
-              <w:rPr>
-                <w:rFonts w:ascii="Times New Roman" w:hAnsi="Times New Roman" w:eastAsia="宋体"/>
-                <w:b/>
-                <w:sz w:val="21"/>
-              </w:rPr>
-              <w:t>个人优势：</w:t>
-            </w:r>
-            <w:r>
-              <w:rPr>
-                <w:rFonts w:ascii="Times New Roman" w:hAnsi="Times New Roman" w:eastAsia="宋体"/>
-                <w:b w:val="0"/>
-                <w:sz w:val="21"/>
-              </w:rPr>
-              <w:t>补货与效期：瑞幸咖啡师期间负责数十种原辅料的补货申请、日盘与效期预警，按销售消耗规律做每日备货计划，降低损耗与临时缺货；库存测算：在Excel里算到SKU层级的库存周转率、预警线与采购金额，结合销量预测判断补货节奏；需求平衡：社区团购项目按需求波动做弹性布局，测算总成本降18.7%、配送时长缩短22.3%；系统落地：用友U8+独立跑通采购、入库、调拨、盘点与核算全流程，理解单据流转与账实核对</w:t>
+                <w:rFonts w:ascii="Times New Roman" w:hAnsi="Times New Roman" w:eastAsia="宋体"/>
+                <w:b/>
+                <w:sz w:val="21"/>
+              </w:rPr>
+              <w:t xml:space="preserve">个人优势：</w:t>
+            </w:r>
+            <w:r>
+              <w:rPr>
+                <w:rFonts w:ascii="Times New Roman" w:hAnsi="Times New Roman" w:eastAsia="宋体"/>
+                <w:b w:val="0"/>
+                <w:sz w:val="21"/>
+              </w:rPr>
+              <w:t xml:space="preserve">补货与效期：瑞幸咖啡师期间参与数十种原辅料的日常盘点，按当天销售情况提醒补充常用原料，协助检查效期与临期报损；库存测算：在Excel里算到SKU层级的库存周转率、预警线与采购金额，结合销量预测判断补货节奏；需求平衡：社区团购项目按需求波动做弹性布局，测算总成本降18.7%、配送时长缩短22.3%；系统落地：用友U8+独立跑通采购、入库、调拨、盘点与核算全流程，理解单据流转与账实核对</w:t>
             </w:r>
           </w:p>
         </w:tc>
@@ -3036,7 +2690,7 @@
                 <w:b w:val="0"/>
                 <w:sz w:val="21"/>
               </w:rPr>
-              <w:t>订货与补货：按销售消耗规律制定每日订货计划与解冻备货安排，负责数十种原辅料的补货申请与入库核对</w:t>
+              <w:t>补货协同：根据当天销售与消耗情况提醒补充常用原料，协助保持门店物料供应顺畅</w:t>
             </w:r>
           </w:p>
           <w:p>
@@ -3175,7 +2829,7 @@
                 <w:b w:val="0"/>
                 <w:sz w:val="21"/>
               </w:rPr>
-              <w:t>效期管控：落实日盘与效期预警机制，任职期间无重大盘点差异，账实保持一致</w:t>
+              <w:t>盘点与效期：参与数十种原辅料日常盘点，协助检查效期，临期原料及时报损，任职期间无重大盘点差异</w:t>
             </w:r>
           </w:p>
           <w:p>
@@ -3252,7 +2906,7 @@
                 <w:b w:val="0"/>
                 <w:sz w:val="21"/>
               </w:rPr>
-              <w:t>缺货损耗：按门店消耗提前同步补货需求，降低物料损耗与临时缺货风险</w:t>
+              <w:t>收货核对：门店配送到货时点数、核对品种与数量，缺件或破损当场上报</w:t>
             </w:r>
           </w:p>
         </w:tc>

--- a/docs/files/f2_文雪_山东大学_万辰集团_订单计划员（实习生）-南京（2027届）（订单计划）.docx
+++ b/docs/files/f2_文雪_山东大学_万辰集团_订单计划员（实习生）-南京（2027届）（订单计划）.docx
@@ -805,7 +805,7 @@
                 <w:b w:val="0"/>
                 <w:sz w:val="21"/>
               </w:rPr>
-              <w:t>订单计划/库存计划/供应链计划</w:t>
+              <w:t>订单计划员</w:t>
             </w:r>
           </w:p>
         </w:tc>
@@ -3664,7 +3664,7 @@
                 <w:b w:val="0"/>
                 <w:sz w:val="21"/>
               </w:rPr>
-              <w:t>材料核验：经手200+份学员申报材料的收集与核对，用Excel搭分类台账、设三级校验，任职期间零差错</w:t>
+              <w:t>材料核验：收集并逐份核对200+份学员申报材料，用Excel搭分类台账、设三级校验，任职期间零差错</w:t>
             </w:r>
           </w:p>
           <w:p>

--- a/docs/files/f2_文雪_山东大学_万辰集团_订单计划员（实习生）-南京（2027届）（订单计划）.docx
+++ b/docs/files/f2_文雪_山东大学_万辰集团_订单计划员（实习生）-南京（2027届）（订单计划）.docx
@@ -477,7 +477,7 @@
                 <w:b w:val="0"/>
                 <w:sz w:val="21"/>
               </w:rPr>
-              <w:t>18658249341 ｜ 2631217547@qq.com ｜ 共青团员 ｜ 济南</w:t>
+              <w:t>18658249341 ｜ 2631217547@qq.com ｜ 共青团员 ｜ 宁波</w:t>
             </w:r>
           </w:p>
         </w:tc>

--- a/docs/files/f2_文雪_山东大学_万辰集团_订单计划员（实习生）-南京（2027届）（订单计划）.docx
+++ b/docs/files/f2_文雪_山东大学_万辰集团_订单计划员（实习生）-南京（2027届）（订单计划）.docx
@@ -1083,16 +1083,6 @@
                       <w:bCs/>
                       <w:sz w:val="21"/>
                     </w:rPr>
-                    <w:t>管理科学与工程类</w:t>
-                  </w:r>
-                  <w:r>
-                    <w:rPr>
-                      <w:rFonts w:eastAsia="等线" w:cs="Arial"/>
-                      <w:b/>
-                      <w:bCs/>
-                      <w:sz w:val="21"/>
-                    </w:rPr>
-                    <w:t>-</w:t>
                   </w:r>
                   <w:r>
                     <w:rPr>
